--- a/output/docx/ru/BUFRCREX_TableB_ru_31.docx
+++ b/output/docx/ru/BUFRCREX_TableB_ru_31.docx
@@ -1573,7 +1573,7 @@
                 <w:b w:val="0"/>
                 <w:sz w:val="16"/>
               </w:rPr>
-              <w:t>Note 59: Идентификация времени относится к началу одномесячного периода. | Note 113: Могут быть развиты другие применения индикатора наличия данных.</w:t>
+              <w:t>Note B59: Дескриптор 0 31 031, используемый совместно с операторами контроля качества или статистическими операторами 2 22 YYY — 2 32 YYY, должен указывать на наличие информации о контроле качества, когда показатель установлен на нуль. Он может быть использован совместно с оператором повторения 1 01 YYY для создания таблицы индикаторов наличия/отсутствия данных, формируя битовое отображение данных, определенное в Правиле 94.5.5.3. Это позволяет представлять информацию о контроле качества и статистическую информацию по выбранным данным, соответствующим дескрипторам элементов, которые предшествуют операторам 2 22 YYY — 2 32 YYY. | Note B113: Могут быть развиты другие применения индикатора наличия данных.</w:t>
             </w:r>
           </w:p>
         </w:tc>
